--- a/Petições/Penhora/Direitos aquisitivos.docx
+++ b/Petições/Penhora/Direitos aquisitivos.docx
@@ -330,7 +330,31 @@
           <w:szCs w:val="22"/>
           <w:highlight w:val="yellow"/>
         </w:rPr>
-        <w:t>(réu ou réus)</w:t>
+        <w:t>(</w:t>
+      </w:r>
+      <w:r>
+        <w:rPr>
+          <w:rFonts w:ascii="Calibri" w:hAnsi="Calibri" w:cs="Calibri,Bold"/>
+          <w:b/>
+          <w:bCs/>
+          <w:color w:val="000000"/>
+          <w:sz w:val="24"/>
+          <w:szCs w:val="22"/>
+          <w:highlight w:val="yellow"/>
+        </w:rPr>
+        <w:t xml:space="preserve">ré ou rés ou </w:t>
+      </w:r>
+      <w:r>
+        <w:rPr>
+          <w:rFonts w:ascii="Calibri" w:hAnsi="Calibri" w:cs="Calibri,Bold"/>
+          <w:b/>
+          <w:bCs/>
+          <w:color w:val="000000"/>
+          <w:sz w:val="24"/>
+          <w:szCs w:val="22"/>
+          <w:highlight w:val="yellow"/>
+        </w:rPr>
+        <w:t>réu ou réus)</w:t>
       </w:r>
       <w:r>
         <w:rPr>
@@ -523,7 +547,7 @@
           <w:sz w:val="24"/>
           <w:szCs w:val="22"/>
         </w:rPr>
-        <w:t xml:space="preserve">inscrito sob a </w:t>
+        <w:t xml:space="preserve">inscrito sob </w:t>
       </w:r>
       <w:r>
         <w:rPr>
@@ -532,7 +556,7 @@
           <w:sz w:val="24"/>
           <w:szCs w:val="22"/>
         </w:rPr>
-        <w:t>matricula nº xxx</w:t>
+        <w:t>a</w:t>
       </w:r>
       <w:r>
         <w:rPr>
@@ -541,6 +565,50 @@
           <w:sz w:val="24"/>
           <w:szCs w:val="22"/>
         </w:rPr>
+        <w:t>(s)</w:t>
+      </w:r>
+      <w:r>
+        <w:rPr>
+          <w:rFonts w:ascii="Calibri" w:hAnsi="Calibri" w:cs="Calibri"/>
+          <w:sz w:val="24"/>
+          <w:szCs w:val="22"/>
+        </w:rPr>
+        <w:t xml:space="preserve"> </w:t>
+      </w:r>
+      <w:r>
+        <w:rPr>
+          <w:rFonts w:ascii="Calibri" w:hAnsi="Calibri" w:cs="Calibri"/>
+          <w:color w:val="FF0000"/>
+          <w:sz w:val="24"/>
+          <w:szCs w:val="22"/>
+        </w:rPr>
+        <w:t>matricula</w:t>
+      </w:r>
+      <w:r>
+        <w:rPr>
+          <w:rFonts w:ascii="Calibri" w:hAnsi="Calibri" w:cs="Calibri"/>
+          <w:color w:val="FF0000"/>
+          <w:sz w:val="24"/>
+          <w:szCs w:val="22"/>
+        </w:rPr>
+        <w:t>(s)</w:t>
+      </w:r>
+      <w:r>
+        <w:rPr>
+          <w:rFonts w:ascii="Calibri" w:hAnsi="Calibri" w:cs="Calibri"/>
+          <w:color w:val="FF0000"/>
+          <w:sz w:val="24"/>
+          <w:szCs w:val="22"/>
+        </w:rPr>
+        <w:t xml:space="preserve"> nº xxx</w:t>
+      </w:r>
+      <w:r>
+        <w:rPr>
+          <w:rFonts w:ascii="Calibri" w:hAnsi="Calibri" w:cs="Calibri"/>
+          <w:color w:val="FF0000"/>
+          <w:sz w:val="24"/>
+          <w:szCs w:val="22"/>
+        </w:rPr>
         <w:t xml:space="preserve">, </w:t>
       </w:r>
       <w:r>
@@ -550,7 +618,61 @@
           <w:sz w:val="24"/>
           <w:szCs w:val="22"/>
         </w:rPr>
-        <w:t>registrada no Cartório de Registro de Imóveis de xxx</w:t>
+        <w:t>registrada</w:t>
+      </w:r>
+      <w:r>
+        <w:rPr>
+          <w:rFonts w:ascii="Calibri" w:hAnsi="Calibri" w:cs="Calibri"/>
+          <w:color w:val="FF0000"/>
+          <w:sz w:val="24"/>
+          <w:szCs w:val="22"/>
+        </w:rPr>
+        <w:t>(s)</w:t>
+      </w:r>
+      <w:r>
+        <w:rPr>
+          <w:rFonts w:ascii="Calibri" w:hAnsi="Calibri" w:cs="Calibri"/>
+          <w:color w:val="FF0000"/>
+          <w:sz w:val="24"/>
+          <w:szCs w:val="22"/>
+        </w:rPr>
+        <w:t xml:space="preserve"> no</w:t>
+      </w:r>
+      <w:r>
+        <w:rPr>
+          <w:rFonts w:ascii="Calibri" w:hAnsi="Calibri" w:cs="Calibri"/>
+          <w:color w:val="FF0000"/>
+          <w:sz w:val="24"/>
+          <w:szCs w:val="22"/>
+        </w:rPr>
+        <w:t>(s)</w:t>
+      </w:r>
+      <w:r>
+        <w:rPr>
+          <w:rFonts w:ascii="Calibri" w:hAnsi="Calibri" w:cs="Calibri"/>
+          <w:color w:val="FF0000"/>
+          <w:sz w:val="24"/>
+          <w:szCs w:val="22"/>
+        </w:rPr>
+        <w:t xml:space="preserve"> Cartório</w:t>
+      </w:r>
+      <w:r>
+        <w:rPr>
+          <w:rFonts w:ascii="Calibri" w:hAnsi="Calibri" w:cs="Calibri"/>
+          <w:color w:val="FF0000"/>
+          <w:sz w:val="24"/>
+          <w:szCs w:val="22"/>
+        </w:rPr>
+        <w:t>(s)</w:t>
+      </w:r>
+      <w:r>
+        <w:rPr>
+          <w:rFonts w:ascii="Calibri" w:hAnsi="Calibri" w:cs="Calibri"/>
+          <w:color w:val="FF0000"/>
+          <w:sz w:val="24"/>
+          <w:szCs w:val="22"/>
+        </w:rPr>
+        <w:t xml:space="preserve"> de Registro de Imóveis de xxx</w:t>
       </w:r>
       <w:r>
         <w:rPr>
@@ -576,6 +698,15 @@
           <w:sz w:val="24"/>
           <w:szCs w:val="22"/>
         </w:rPr>
+        <w:t>(a)</w:t>
+      </w:r>
+      <w:r>
+        <w:rPr>
+          <w:rFonts w:ascii="Calibri" w:hAnsi="Calibri" w:cs="Calibri"/>
+          <w:color w:val="FF0000"/>
+          <w:sz w:val="24"/>
+          <w:szCs w:val="22"/>
+        </w:rPr>
         <w:t>(s)</w:t>
       </w:r>
       <w:r>
@@ -586,6 +717,15 @@
           <w:szCs w:val="22"/>
         </w:rPr>
         <w:t xml:space="preserve"> executado</w:t>
+      </w:r>
+      <w:r>
+        <w:rPr>
+          <w:rFonts w:ascii="Calibri" w:hAnsi="Calibri" w:cs="Calibri"/>
+          <w:color w:val="FF0000"/>
+          <w:sz w:val="24"/>
+          <w:szCs w:val="22"/>
+        </w:rPr>
+        <w:t>(a)</w:t>
       </w:r>
       <w:r>
         <w:rPr>
@@ -708,7 +848,6 @@
           <w:sz w:val="24"/>
           <w:szCs w:val="22"/>
         </w:rPr>
-        <w:lastRenderedPageBreak/>
         <w:t>Nesses termos, pede deferimento.</w:t>
       </w:r>
     </w:p>
@@ -732,7 +871,7 @@
       <w:r>
         <w:rPr>
           <w:rFonts w:ascii="Calibri" w:hAnsi="Calibri" w:cs="Calibri,Bold"/>
-          <w:b w:val="0"/>
+          <w:b/>
           <w:bCs/>
           <w:color w:val="000000"/>
           <w:sz w:val="24"/>
@@ -744,7 +883,7 @@
       <w:r>
         <w:rPr>
           <w:rFonts w:ascii="Calibri" w:hAnsi="Calibri" w:cs="Calibri,Bold"/>
-          <w:b w:val="0"/>
+          <w:b/>
           <w:bCs/>
           <w:color w:val="000000"/>
           <w:sz w:val="24"/>
@@ -755,7 +894,7 @@
       <w:r>
         <w:rPr>
           <w:rFonts w:ascii="Calibri" w:hAnsi="Calibri" w:cs="Calibri,Bold"/>
-          <w:b w:val="0"/>
+          <w:b/>
           <w:bCs/>
           <w:color w:val="000000"/>
           <w:sz w:val="24"/>
@@ -803,7 +942,7 @@
           <w:sz w:val="24"/>
           <w:szCs w:val="22"/>
         </w:rPr>
-        <w:t>5 de junho de 2026</w:t>
+        <w:t>22 de julho de 2026</w:t>
       </w:r>
       <w:r>
         <w:rPr>
@@ -979,7 +1118,7 @@
         <w:sz w:val="20"/>
         <w:szCs w:val="20"/>
       </w:rPr>
-      <w:t>1</w:t>
+      <w:t>2</w:t>
     </w:r>
     <w:r>
       <w:rPr>
@@ -1028,7 +1167,7 @@
         <w:sz w:val="20"/>
         <w:szCs w:val="20"/>
       </w:rPr>
-      <w:t>1</w:t>
+      <w:t>2</w:t>
     </w:r>
     <w:r>
       <w:rPr>
